--- a/parlar-ioniano/downloads/nayttosuunnitelma.docx
+++ b/parlar-ioniano/downloads/nayttosuunnitelma.docx
@@ -4,7 +4,7 @@
   <w:body>
     <w:p>
       <w:pPr>
-        <w:spacing w:after="100" w:before="200"/>
+        <w:spacing w:before="200" w:after="100"/>
       </w:pPr>
       <w:r>
         <w:rPr>
@@ -45,7 +45,7 @@
     <w:p>
       <w:pPr>
         <w:pStyle w:val="Heading1"/>
-        <w:spacing w:after="160" w:before="320"/>
+        <w:spacing w:before="320" w:after="160"/>
       </w:pPr>
       <w:r>
         <w:rPr>
@@ -109,7 +109,7 @@
     <w:p>
       <w:pPr>
         <w:pStyle w:val="Heading1"/>
-        <w:spacing w:after="160" w:before="320"/>
+        <w:spacing w:before="320" w:after="160"/>
       </w:pPr>
       <w:r>
         <w:rPr>
@@ -293,7 +293,7 @@
     <w:p>
       <w:pPr>
         <w:pStyle w:val="Heading1"/>
-        <w:spacing w:after="160" w:before="320"/>
+        <w:spacing w:before="320" w:after="160"/>
       </w:pPr>
       <w:r>
         <w:rPr>
@@ -922,7 +922,7 @@
     <w:p>
       <w:pPr>
         <w:pStyle w:val="Heading1"/>
-        <w:spacing w:after="160" w:before="320"/>
+        <w:spacing w:before="320" w:after="160"/>
       </w:pPr>
       <w:r>
         <w:rPr>
@@ -948,7 +948,7 @@
     <w:p>
       <w:pPr>
         <w:pStyle w:val="Heading2"/>
-        <w:spacing w:after="120" w:before="260"/>
+        <w:spacing w:before="260" w:after="120"/>
       </w:pPr>
       <w:r>
         <w:rPr>
@@ -1945,13 +1945,12 @@
           <w:sz w:val="21"/>
           <w:szCs w:val="21"/>
         </w:rPr>
-        <w:t xml:space="preserve"/>
       </w:r>
     </w:p>
     <w:p>
       <w:pPr>
         <w:pStyle w:val="Heading2"/>
-        <w:spacing w:after="120" w:before="260"/>
+        <w:spacing w:before="260" w:after="120"/>
       </w:pPr>
       <w:r>
         <w:rPr>
@@ -2875,13 +2874,12 @@
           <w:sz w:val="21"/>
           <w:szCs w:val="21"/>
         </w:rPr>
-        <w:t xml:space="preserve"/>
       </w:r>
     </w:p>
     <w:p>
       <w:pPr>
         <w:pStyle w:val="Heading2"/>
-        <w:spacing w:after="120" w:before="260"/>
+        <w:spacing w:before="260" w:after="120"/>
       </w:pPr>
       <w:r>
         <w:rPr>
@@ -4024,13 +4022,12 @@
           <w:sz w:val="21"/>
           <w:szCs w:val="21"/>
         </w:rPr>
-        <w:t xml:space="preserve"/>
       </w:r>
     </w:p>
     <w:p>
       <w:pPr>
         <w:pStyle w:val="Heading2"/>
-        <w:spacing w:after="120" w:before="260"/>
+        <w:spacing w:before="260" w:after="120"/>
       </w:pPr>
       <w:r>
         <w:rPr>
@@ -4662,7 +4659,6 @@
           <w:sz w:val="21"/>
           <w:szCs w:val="21"/>
         </w:rPr>
-        <w:t xml:space="preserve"/>
       </w:r>
     </w:p>
     <w:p>
@@ -4673,7 +4669,7 @@
     <w:p>
       <w:pPr>
         <w:pStyle w:val="Heading1"/>
-        <w:spacing w:after="160" w:before="320"/>
+        <w:spacing w:before="320" w:after="160"/>
       </w:pPr>
       <w:r>
         <w:rPr>
@@ -4835,7 +4831,7 @@
     <w:p>
       <w:pPr>
         <w:pStyle w:val="Heading1"/>
-        <w:spacing w:after="160" w:before="320"/>
+        <w:spacing w:before="320" w:after="160"/>
       </w:pPr>
       <w:r>
         <w:rPr>
@@ -4873,7 +4869,7 @@
     <w:p>
       <w:pPr>
         <w:pStyle w:val="Heading1"/>
-        <w:spacing w:after="160" w:before="320"/>
+        <w:spacing w:before="320" w:after="160"/>
       </w:pPr>
       <w:r>
         <w:rPr>
@@ -5063,7 +5059,7 @@
     <w:p>
       <w:pPr>
         <w:pStyle w:val="Heading1"/>
-        <w:spacing w:after="160" w:before="320"/>
+        <w:spacing w:before="320" w:after="160"/>
       </w:pPr>
       <w:r>
         <w:rPr>
@@ -5302,43 +5298,6 @@
 
 <file path=word/comments.xml><?xml version="1.0" encoding="utf-8"?>
 <w:comments xmlns:cx="http://schemas.microsoft.com/office/drawing/2014/chartex" xmlns:cx1="http://schemas.microsoft.com/office/drawing/2015/9/8/chartex" xmlns:cx2="http://schemas.microsoft.com/office/drawing/2015/10/21/chartex" xmlns:cx3="http://schemas.microsoft.com/office/drawing/2016/5/9/chartex" xmlns:cx4="http://schemas.microsoft.com/office/drawing/2016/5/10/chartex" xmlns:cx5="http://schemas.microsoft.com/office/drawing/2016/5/11/chartex" xmlns:cx6="http://schemas.microsoft.com/office/drawing/2016/5/12/chartex" xmlns:cx7="http://schemas.microsoft.com/office/drawing/2016/5/13/chartex" xmlns:cx8="http://schemas.microsoft.com/office/drawing/2016/5/14/chartex" xmlns:mc="http://schemas.openxmlformats.org/markup-compatibility/2006" xmlns:aink="http://schemas.microsoft.com/office/drawing/2016/ink" xmlns:am3d="http://schemas.microsoft.com/office/drawing/2017/model3d" xmlns:o="urn:schemas-microsoft-com:office:office" xmlns:r="http://schemas.openxmlformats.org/officeDocument/2006/relationships" xmlns:m="http://schemas.openxmlformats.org/officeDocument/2006/math" xmlns:v="urn:schemas-microsoft-com:vml" xmlns:wp14="http://schemas.microsoft.com/office/word/2010/wordprocessingDrawing" xmlns:wp="http://schemas.openxmlformats.org/drawingml/2006/wordprocessingDrawing" xmlns:w10="urn:schemas-microsoft-com:office:word" xmlns:w="http://schemas.openxmlformats.org/wordprocessingml/2006/main" xmlns:w14="http://schemas.microsoft.com/office/word/2010/wordml" xmlns:w15="http://schemas.microsoft.com/office/word/2012/wordml" xmlns:w16cex="http://schemas.microsoft.com/office/word/2018/wordml/cex" xmlns:w16cid="http://schemas.microsoft.com/office/word/2016/wordml/cid" xmlns:w16="http://schemas.microsoft.com/office/word/2018/wordml" xmlns:w16sdtdh="http://schemas.microsoft.com/office/word/2020/wordml/sdtdatahash" xmlns:w16se="http://schemas.microsoft.com/office/word/2015/wordml/symex" xmlns:wpg="http://schemas.microsoft.com/office/word/2010/wordprocessingGroup" xmlns:wpi="http://schemas.microsoft.com/office/word/2010/wordprocessingInk" xmlns:wne="http://schemas.microsoft.com/office/word/2006/wordml" xmlns:wps="http://schemas.microsoft.com/office/word/2010/wordprocessingShape"/>
-</file>
-
-<file path=word/endnotes.xml><?xml version="1.0" encoding="utf-8"?>
-<w:endnotes xmlns:wpc="http://schemas.microsoft.com/office/word/2010/wordprocessingCanvas" xmlns:mc="http://schemas.openxmlformats.org/markup-compatibility/2006" xmlns:o="urn:schemas-microsoft-com:office:office" xmlns:r="http://schemas.openxmlformats.org/officeDocument/2006/relationships" xmlns:m="http://schemas.openxmlformats.org/officeDocument/2006/math" xmlns:v="urn:schemas-microsoft-com:vml" xmlns:wp14="http://schemas.microsoft.com/office/word/2010/wordprocessingDrawing" xmlns:wp="http://schemas.openxmlformats.org/drawingml/2006/wordprocessingDrawing" xmlns:w10="urn:schemas-microsoft-com:office:word" xmlns:w="http://schemas.openxmlformats.org/wordprocessingml/2006/main" xmlns:w14="http://schemas.microsoft.com/office/word/2010/wordml" xmlns:w15="http://schemas.microsoft.com/office/word/2012/wordml" xmlns:wpg="http://schemas.microsoft.com/office/word/2010/wordprocessingGroup" xmlns:wpi="http://schemas.microsoft.com/office/word/2010/wordprocessingInk" xmlns:wne="http://schemas.microsoft.com/office/word/2006/wordml" xmlns:wps="http://schemas.microsoft.com/office/word/2010/wordprocessingShape" mc:Ignorable="w14 w15 wp14">
-  <w:endnote w:type="separator" w:id="-1">
-    <w:p>
-      <w:pPr>
-        <w:spacing w:after="0" w:line="240" w:lineRule="auto"/>
-      </w:pPr>
-      <w:r>
-        <w:rPr>
-          <w:rStyle w:val="EndnoteReference"/>
-        </w:rPr>
-        <w:endnoteRef/>
-      </w:r>
-      <w:r>
-        <w:separator/>
-      </w:r>
-    </w:p>
-  </w:endnote>
-  <w:endnote w:type="continuationSeparator" w:id="0">
-    <w:p>
-      <w:pPr>
-        <w:spacing w:after="0" w:line="240" w:lineRule="auto"/>
-      </w:pPr>
-      <w:r>
-        <w:rPr>
-          <w:rStyle w:val="EndnoteReference"/>
-        </w:rPr>
-        <w:endnoteRef/>
-      </w:r>
-      <w:r>
-        <w:continuationSeparator/>
-      </w:r>
-    </w:p>
-  </w:endnote>
-</w:endnotes>
 </file>
 
 <file path=word/footnotes.xml><?xml version="1.0" encoding="utf-8"?>
@@ -5478,9 +5437,9 @@
   <w:docDefaults>
     <w:rPrDefault>
       <w:rPr>
-        <w:rFonts w:ascii="Calibri" w:cs="Calibri" w:eastAsia="Calibri" w:hAnsi="Calibri"/>
         <w:sz w:val="21"/>
         <w:szCs w:val="21"/>
+        <w:rFonts w:ascii="Calibri" w:cs="Calibri" w:eastAsia="Calibri" w:hAnsi="Calibri"/>
       </w:rPr>
     </w:rPrDefault>
     <w:pPrDefault/>
@@ -5578,8 +5537,8 @@
     <w:uiPriority w:val="99"/>
     <w:unhideWhenUsed/>
     <w:rPr>
+      <w:u w:val="single"/>
       <w:color w:val="0563C1"/>
-      <w:u w:val="single"/>
     </w:rPr>
   </w:style>
   <w:style w:type="character" w:styleId="FootnoteReference">
@@ -5619,42 +5578,5 @@
       <w:szCs w:val="20"/>
     </w:rPr>
   </w:style>
-  <w:style w:type="character" w:styleId="EndnoteReference">
-    <w:name w:val="endnote reference"/>
-    <w:basedOn w:val="DefaultParagraphFont"/>
-    <w:uiPriority w:val="99"/>
-    <w:semiHidden/>
-    <w:unhideWhenUsed/>
-    <w:rPr>
-      <w:vertAlign w:val="superscript"/>
-    </w:rPr>
-  </w:style>
-  <w:style w:type="paragraph" w:styleId="EndnoteText">
-    <w:name w:val="endnote text"/>
-    <w:basedOn w:val="Normal"/>
-    <w:link w:val="EndnoteTextChar"/>
-    <w:uiPriority w:val="99"/>
-    <w:semiHidden/>
-    <w:unhideWhenUsed/>
-    <w:pPr>
-      <w:spacing w:after="0" w:line="240" w:lineRule="auto"/>
-    </w:pPr>
-    <w:rPr>
-      <w:sz w:val="20"/>
-      <w:szCs w:val="20"/>
-    </w:rPr>
-  </w:style>
-  <w:style w:type="character" w:styleId="EndnoteTextChar">
-    <w:name w:val="Endnote Text Char"/>
-    <w:basedOn w:val="DefaultParagraphFont"/>
-    <w:link w:val="EndnoteText"/>
-    <w:uiPriority w:val="99"/>
-    <w:semiHidden/>
-    <w:unhideWhenUsed/>
-    <w:rPr>
-      <w:sz w:val="20"/>
-      <w:szCs w:val="20"/>
-    </w:rPr>
-  </w:style>
 </w:styles>
 </file>
--- a/parlar-ioniano/downloads/nayttosuunnitelma.docx
+++ b/parlar-ioniano/downloads/nayttosuunnitelma.docx
@@ -284,7 +284,7 @@
                 <w:sz w:val="19"/>
                 <w:szCs w:val="19"/>
               </w:rPr>
-              <w:t xml:space="preserve">Ei tunne kieltä. Testaa v0.5:n viikolla 44 ja tekee käyttäjätestin viikolla 48 pelkän kirjallisen ohjeen varassa; havainnot kirjataan hänen omilla sanoillaan.</w:t>
+              <w:t xml:space="preserve">Ei tunne kieltä. Testaa v0.5:n viikolla 44; viikon 48 käyttäjätestin tekee mieluiten eri henkilö pelkän kirjallisen ohjeen varassa. Havainnot kirjataan testaajan omilla sanoilla; repositoryssa testaaja näkyy vain roolina (testaaja A, B), nimet tarvittaessa ohjaajalle Teamsissa.</w:t>
             </w:r>
           </w:p>
         </w:tc>
@@ -624,7 +624,7 @@
                 <w:sz w:val="19"/>
                 <w:szCs w:val="19"/>
               </w:rPr>
-              <w:t xml:space="preserve">Neljä sisältönäkymää tuotannossa, v0.5-tagi, sitova sopimus katselmoinnista (nimet + päivä) repositoryssa</w:t>
+              <w:t xml:space="preserve">Neljä sisältönäkymää tuotannossa, v0.5-tagi, sitova sopimus katselmoinnista (roolit + päivä) repositoryssa</w:t>
             </w:r>
           </w:p>
         </w:tc>
@@ -908,7 +908,7 @@
                 <w:sz w:val="19"/>
                 <w:szCs w:val="19"/>
               </w:rPr>
-              <w:t xml:space="preserve">44 vaatimuksen täsmälinkit, päiväkirja 11 viikolta, demo harjoiteltu, itsearviointi</w:t>
+              <w:t xml:space="preserve">44 vaatimuksen täsmälinkit tiedostossa project-docs/evidence-matrix.md (perustettu viikolla 48), päiväkirja 11 viikolta, demo harjoiteltu, itsearviointi</w:t>
             </w:r>
           </w:p>
         </w:tc>
@@ -1784,7 +1784,7 @@
                 <w:sz w:val="19"/>
                 <w:szCs w:val="19"/>
               </w:rPr>
-              <w:t xml:space="preserve">Paikallisen web-palvelimen jako lähiverkkoon ja testaus puhelimella; palomuuri- ja tietoturvahuomiot kirjattu</w:t>
+              <w:t xml:space="preserve">Puhelimen verkkoyhteyden jako tietokoneelle (hotspot), ensideploy sen kautta ja julkisen osoitteen testaus puhelimella; tietoturvahuomiot (vahva salasana, oma yhteys koulun verkon sijaan) kirjattu</w:t>
             </w:r>
           </w:p>
         </w:tc>
@@ -1930,7 +1930,7 @@
                 <w:sz w:val="19"/>
                 <w:szCs w:val="19"/>
               </w:rPr>
-              <w:t xml:space="preserve">Ympäristön suojaus (päivitykset, 2FA), tarkistuspiste ja riippuvuusaudit; oppilaitoksen linjaa vaativa osa on avoin asia</w:t>
+              <w:t xml:space="preserve">Ympäristön suojaus (GitHubin 2FA ja julkisen repon yksityisyystarkistus), tarkistuspiste ja riippuvuusaudit; oppilaitoksen linjaa vaativa osa on avoin asia</w:t>
             </w:r>
           </w:p>
         </w:tc>
@@ -3861,7 +3861,7 @@
                 <w:sz w:val="19"/>
                 <w:szCs w:val="19"/>
               </w:rPr>
-              <w:t xml:space="preserve">Commit-historia, tagit (v0.5, v1.0), branchit ja PR:t</w:t>
+              <w:t xml:space="preserve">Commit-historia, tagit (v0.5, v1.0) ja palautemuutoksen feature-branch</w:t>
             </w:r>
           </w:p>
         </w:tc>
@@ -4810,7 +4810,7 @@
                 <w:sz w:val="19"/>
                 <w:szCs w:val="19"/>
               </w:rPr>
-              <w:t xml:space="preserve">Projektipäiväkirja, testimatriisi, virheenkorjausketjut, muistiot, AI-loki ja näyttömatriisin linkit project-docs-kansiossa.</w:t>
+              <w:t xml:space="preserve">Projektipäiväkirja, testimatriisi, virheenkorjausketjut, muistiot, AI-loki ja linkitetty näyttömatriisi project-docs/evidence-matrix.md project-docs-kansiossa.</w:t>
             </w:r>
           </w:p>
         </w:tc>
@@ -5039,7 +5039,7 @@
           <w:sz w:val="20"/>
           <w:szCs w:val="20"/>
         </w:rPr>
-        <w:t xml:space="preserve">44 vaatimuksen täsmälinkit työnäytteisiin</w:t>
+        <w:t xml:space="preserve">project-docs/evidence-matrix.md: 44 vaatimuksen täsmälinkit työnäytteisiin (tunnus, linkki, viikko)</w:t>
       </w:r>
     </w:p>
     <w:p>
